--- a/ledger/static/ledger/projects/trafficlens/files/TrafficLens_worklog.docx
+++ b/ledger/static/ledger/projects/trafficlens/files/TrafficLens_worklog.docx
@@ -2571,7 +2571,7 @@
                 <w:color w:val="595959"/>
                 <w:sz w:val="17"/>
               </w:rPr>
-              <w:t xml:space="preserve">기본 버전 결과 화면 (90초 끝) — 왼쪽 위 now · line · total 집계표, 가운데 노란 세로선이 기준선</w:t>
+              <w:t xml:space="preserve">기본 버전 결과 화면 (90초 끝 무렵) — 왼쪽 위 now · line · total 집계표, 가운데 노란 세로선이 기준선</w:t>
             </w:r>
           </w:p>
           <w:p>

--- a/ledger/static/ledger/projects/trafficlens/files/TrafficLens_worklog.docx
+++ b/ledger/static/ledger/projects/trafficlens/files/TrafficLens_worklog.docx
@@ -3638,7 +3638,7 @@
                 <w:color w:val="595959"/>
                 <w:sz w:val="17"/>
               </w:rPr>
-              <w:t xml:space="preserve">개선 버전 결과 화면 (90초 끝) — 차량 line 151 은 그대로, total 은 753 → 485</w:t>
+              <w:t xml:space="preserve">개선 버전 결과 화면 (90초 끝 무렵) — 차량 line 151 은 그대로, total 은 753 → 485</w:t>
             </w:r>
           </w:p>
           <w:p>
